--- a/富顺一周食谱.docx
+++ b/富顺一周食谱.docx
@@ -93,7 +93,7 @@
           <w:sz w:val="19"/>
           <w:szCs w:val="19"/>
         </w:rPr>
-        <w:t xml:space="preserve">富顺 · 夫妻二人与女儿 ｜ 秋季时令版 ｜ 每天不重样</w:t>
+        <w:t xml:space="preserve">富顺 · 夫妻二人与女儿 ｜ 秋季时令版 ｜ 每天不重样 · 晚餐 1–2 个肉菜</w:t>
       </w:r>
     </w:p>
     <w:p>
@@ -232,7 +232,7 @@
                 <w:sz w:val="22"/>
                 <w:szCs w:val="22"/>
               </w:rPr>
-              <w:t xml:space="preserve">30–40 分钟</w:t>
+              <w:t xml:space="preserve">35–45 分钟</w:t>
             </w:r>
             <w:r>
               <w:rPr>
@@ -359,7 +359,7 @@
                 <w:sz w:val="15"/>
                 <w:szCs w:val="15"/>
               </w:rPr>
-              <w:t xml:space="preserve">（三菜一汤）</w:t>
+              <w:t xml:space="preserve">（1–2 个肉菜）</w:t>
             </w:r>
           </w:p>
         </w:tc>
@@ -521,7 +521,7 @@
                 <w:sz w:val="15"/>
                 <w:szCs w:val="15"/>
               </w:rPr>
-              <w:t xml:space="preserve">15 分钟</w:t>
+              <w:t xml:space="preserve">12 分钟</w:t>
             </w:r>
           </w:p>
         </w:tc>
@@ -557,7 +557,7 @@
                 <w:sz w:val="21"/>
                 <w:szCs w:val="21"/>
               </w:rPr>
-              <w:t xml:space="preserve">番茄鸡蛋面</w:t>
+              <w:t xml:space="preserve">醪糟小汤圆 · 荷包蛋 · 蒸红薯</w:t>
             </w:r>
           </w:p>
           <w:p>
@@ -572,7 +572,7 @@
                 <w:sz w:val="17"/>
                 <w:szCs w:val="17"/>
               </w:rPr>
-              <w:t xml:space="preserve">水开下挂面煮 3 分钟；另起锅把 2 个番茄切块炒出汁，加两碗水煮开，淋入蛋液（或另煎两个荷包蛋）；面条捞进汤里，撒葱花，配一小碟泡菜。</w:t>
+              <w:t xml:space="preserve">水开下小汤圆，浮起后加两勺醪糟、少许白糖，打入鸡蛋煮 2 分钟。红薯前一晚蒸好冷藏，早上微波 2 分钟即可。</w:t>
             </w:r>
           </w:p>
         </w:tc>
@@ -814,7 +814,7 @@
                 <w:sz w:val="15"/>
                 <w:szCs w:val="15"/>
               </w:rPr>
-              <w:t xml:space="preserve">12 分钟</w:t>
+              <w:t xml:space="preserve">10 分钟</w:t>
             </w:r>
           </w:p>
         </w:tc>
@@ -850,7 +850,7 @@
                 <w:sz w:val="21"/>
                 <w:szCs w:val="21"/>
               </w:rPr>
-              <w:t xml:space="preserve">醪糟小汤圆 · 荷包蛋 · 蒸红薯</w:t>
+              <w:t xml:space="preserve">手抓饼夹煎蛋 · 豆浆</w:t>
             </w:r>
           </w:p>
           <w:p>
@@ -865,7 +865,7 @@
                 <w:sz w:val="17"/>
                 <w:szCs w:val="17"/>
               </w:rPr>
-              <w:t xml:space="preserve">水开下小汤圆，浮起后加两勺醪糟、少许白糖，打入鸡蛋煮 2 分钟。红薯前一晚蒸好冷藏，早上微波 2 分钟即可。</w:t>
+              <w:t xml:space="preserve">手抓饼买冷冻现成的，平底锅两面各煎 2–3 分钟，夹一个煎蛋和一片生菜，卷起对半切。豆浆用破壁机现打或豆浆粉冲。</w:t>
             </w:r>
           </w:p>
         </w:tc>
@@ -1107,7 +1107,7 @@
                 <w:sz w:val="15"/>
                 <w:szCs w:val="15"/>
               </w:rPr>
-              <w:t xml:space="preserve">12 分钟</w:t>
+              <w:t xml:space="preserve">8 分钟</w:t>
             </w:r>
           </w:p>
         </w:tc>
@@ -1143,7 +1143,7 @@
                 <w:sz w:val="21"/>
                 <w:szCs w:val="21"/>
               </w:rPr>
-              <w:t xml:space="preserve">葱花鸡蛋饼 · 牛奶 · 苹果</w:t>
+              <w:t xml:space="preserve">小米南瓜粥 · 水煮蛋 · 凉拌黄瓜</w:t>
             </w:r>
           </w:p>
           <w:p>
@@ -1158,7 +1158,7 @@
                 <w:sz w:val="17"/>
                 <w:szCs w:val="17"/>
               </w:rPr>
-              <w:t xml:space="preserve">面粉 100g＋水 150ml＋鸡蛋 2 个＋葱花＋少许盐，搅成稀糊；平底锅刷薄油，摊两张，卷起切段。</w:t>
+              <w:t xml:space="preserve">前一晚把小米、南瓜块和水放进电饭煲预约；早上煮蛋 8 分钟，黄瓜拍碎加蒜末、醋、少许生抽和一勺香油。</w:t>
             </w:r>
           </w:p>
         </w:tc>
@@ -1213,7 +1213,7 @@
                 <w:sz w:val="15"/>
                 <w:szCs w:val="15"/>
               </w:rPr>
-              <w:t xml:space="preserve">30 分钟</w:t>
+              <w:t xml:space="preserve">35 分钟</w:t>
             </w:r>
           </w:p>
         </w:tc>
@@ -1400,7 +1400,7 @@
                 <w:sz w:val="15"/>
                 <w:szCs w:val="15"/>
               </w:rPr>
-              <w:t xml:space="preserve">8 分钟</w:t>
+              <w:t xml:space="preserve">12 分钟</w:t>
             </w:r>
           </w:p>
         </w:tc>
@@ -1436,7 +1436,7 @@
                 <w:sz w:val="21"/>
                 <w:szCs w:val="21"/>
               </w:rPr>
-              <w:t xml:space="preserve">小米南瓜粥 · 水煮蛋 · 凉拌黄瓜</w:t>
+              <w:t xml:space="preserve">红油抄手 · 豆浆</w:t>
             </w:r>
           </w:p>
           <w:p>
@@ -1451,7 +1451,7 @@
                 <w:sz w:val="17"/>
                 <w:szCs w:val="17"/>
               </w:rPr>
-              <w:t xml:space="preserve">前一晚把小米、南瓜块和水放进电饭煲预约；早上煮蛋 8 分钟，黄瓜拍碎加蒜末、醋、少许生抽和一勺香油。</w:t>
+              <w:t xml:space="preserve">买现成的冷冻抄手，水开煮 3 分钟。碗底放生抽、香辣酱、蒜水、葱花和一点猪油，舀入热汤和抄手；豆浆用破壁机现打或豆浆粉冲。</w:t>
             </w:r>
           </w:p>
         </w:tc>
@@ -1506,7 +1506,7 @@
                 <w:sz w:val="15"/>
                 <w:szCs w:val="15"/>
               </w:rPr>
-              <w:t xml:space="preserve">35 分钟</w:t>
+              <w:t xml:space="preserve">40 分钟</w:t>
             </w:r>
           </w:p>
         </w:tc>
@@ -1542,7 +1542,7 @@
                 <w:sz w:val="21"/>
                 <w:szCs w:val="21"/>
               </w:rPr>
-              <w:t xml:space="preserve">清蒸鲈鱼 · 麻婆豆腐 · 清炒菜心</w:t>
+              <w:t xml:space="preserve">宫保鸡丁 · 麻婆豆腐 · 清炒菜心</w:t>
             </w:r>
           </w:p>
           <w:p>
@@ -1557,7 +1557,7 @@
                 <w:sz w:val="17"/>
                 <w:szCs w:val="17"/>
               </w:rPr>
-              <w:t xml:space="preserve">鲈鱼划两刀，姜葱垫底，水开后蒸 8 分钟，倒掉汤汁，淋蒸鱼豉油再泼热油。麻婆豆腐先盛出一份不辣的给女儿，再下辣椒面收汁。</w:t>
+              <w:t xml:space="preserve">鸡腿肉切丁，配干辣椒、花椒和花生米炒成宫保鸡丁，孩子那份先盛出再补辣。麻婆豆腐用肉末和豆瓣，和鸡丁一起凑成两个肉菜；菜心清炒。</w:t>
             </w:r>
           </w:p>
         </w:tc>
@@ -1693,7 +1693,7 @@
                 <w:sz w:val="15"/>
                 <w:szCs w:val="15"/>
               </w:rPr>
-              <w:t xml:space="preserve">12 分钟</w:t>
+              <w:t xml:space="preserve">10 分钟</w:t>
             </w:r>
           </w:p>
         </w:tc>
@@ -1729,7 +1729,7 @@
                 <w:sz w:val="21"/>
                 <w:szCs w:val="21"/>
               </w:rPr>
-              <w:t xml:space="preserve">红油抄手 · 豆浆</w:t>
+              <w:t xml:space="preserve">火腿鸡蛋三明治 · 牛奶</w:t>
             </w:r>
           </w:p>
           <w:p>
@@ -1744,7 +1744,7 @@
                 <w:sz w:val="17"/>
                 <w:szCs w:val="17"/>
               </w:rPr>
-              <w:t xml:space="preserve">用周末包好冷冻的抄手，水开煮 3 分钟。碗底放生抽、香辣酱、蒜水、葱花和一点猪油，舀入热汤和抄手；豆浆用破壁机现打或豆浆粉冲。</w:t>
+              <w:t xml:space="preserve">吐司煎一下，夹煎蛋、火腿片、生菜和沙拉酱，对角切开；配一杯热牛奶，十分钟出门。</w:t>
             </w:r>
           </w:p>
         </w:tc>
@@ -1986,7 +1986,7 @@
                 <w:sz w:val="15"/>
                 <w:szCs w:val="15"/>
               </w:rPr>
-              <w:t xml:space="preserve">15 分钟</w:t>
+              <w:t xml:space="preserve">10 分钟</w:t>
             </w:r>
           </w:p>
         </w:tc>
@@ -2022,7 +2022,7 @@
                 <w:sz w:val="21"/>
                 <w:szCs w:val="21"/>
               </w:rPr>
-              <w:t xml:space="preserve">红烧牛肉面</w:t>
+              <w:t xml:space="preserve">现买包子或花卷 · 水煮蛋 · 豆浆</w:t>
             </w:r>
           </w:p>
           <w:p>
@@ -2037,7 +2037,7 @@
                 <w:sz w:val="17"/>
                 <w:szCs w:val="17"/>
               </w:rPr>
-              <w:t xml:space="preserve">周末炖好的牛肉臊子连汤加热；面条煮熟，顺手烫一把青菜，浇上臊子撒葱花。</w:t>
+              <w:t xml:space="preserve">冷冻包子或花卷上锅蒸 5 分钟（微波 2 分钟也行），配一个水煮蛋和一杯豆浆，不揉面不擀皮。</w:t>
             </w:r>
           </w:p>
         </w:tc>
@@ -2092,7 +2092,7 @@
                 <w:sz w:val="15"/>
                 <w:szCs w:val="15"/>
               </w:rPr>
-              <w:t xml:space="preserve">70 分钟</w:t>
+              <w:t xml:space="preserve">75 分钟</w:t>
             </w:r>
           </w:p>
         </w:tc>
@@ -2198,7 +2198,7 @@
                 <w:sz w:val="15"/>
                 <w:szCs w:val="15"/>
               </w:rPr>
-              <w:t xml:space="preserve">60 分钟</w:t>
+              <w:t xml:space="preserve">30 分钟</w:t>
             </w:r>
           </w:p>
         </w:tc>
@@ -2234,7 +2234,7 @@
                 <w:sz w:val="21"/>
                 <w:szCs w:val="21"/>
               </w:rPr>
-              <w:t xml:space="preserve">全家包白菜猪肉饺子</w:t>
+              <w:t xml:space="preserve">卤菜拼盘 · 清炒藕片</w:t>
             </w:r>
           </w:p>
           <w:p>
@@ -2249,7 +2249,7 @@
                 <w:sz w:val="17"/>
                 <w:szCs w:val="17"/>
               </w:rPr>
-              <w:t xml:space="preserve">肉末＋挤干水的白菜碎＋姜葱，调盐、生抽、香油；买现成饺子皮一起包。煮好蘸醋加香辣酱，饺子汤撒葱花，孩子也吃得开心。</w:t>
+              <w:t xml:space="preserve">卤菜当天现买（卤鸭、卤牛肉、卤豆干拼一盘），藕切薄片清炒 2 分钟，配米饭。一顿饭基本不用动火，周末晚上轻松收尾。</w:t>
             </w:r>
           </w:p>
         </w:tc>
@@ -2385,7 +2385,7 @@
                 <w:sz w:val="15"/>
                 <w:szCs w:val="15"/>
               </w:rPr>
-              <w:t xml:space="preserve">10 分钟</w:t>
+              <w:t xml:space="preserve">12 分钟</w:t>
             </w:r>
           </w:p>
         </w:tc>
@@ -2421,7 +2421,7 @@
                 <w:sz w:val="21"/>
                 <w:szCs w:val="21"/>
               </w:rPr>
-              <w:t xml:space="preserve">火腿鸡蛋三明治 · 牛奶 · 水果</w:t>
+              <w:t xml:space="preserve">牛奶燕麦 · 煎蛋 · 蒸玉米</w:t>
             </w:r>
           </w:p>
           <w:p>
@@ -2436,7 +2436,7 @@
                 <w:sz w:val="17"/>
                 <w:szCs w:val="17"/>
               </w:rPr>
-              <w:t xml:space="preserve">吐司煎一下，夹煎蛋、火腿片、生菜和沙拉酱，对角切开；配牛奶和当季水果，十分钟出门。</w:t>
+              <w:t xml:space="preserve">牛奶煮燕麦 3 分钟，煎两个蛋，玉米提前蒸好微波 2 分钟；撒一小把坚果更顶饱，全程不用和面。</w:t>
             </w:r>
           </w:p>
         </w:tc>
@@ -2491,7 +2491,7 @@
                 <w:sz w:val="15"/>
                 <w:szCs w:val="15"/>
               </w:rPr>
-              <w:t xml:space="preserve">60 分钟</w:t>
+              <w:t xml:space="preserve">65 分钟</w:t>
             </w:r>
           </w:p>
         </w:tc>
@@ -2682,7 +2682,7 @@
           <w:sz w:val="16"/>
           <w:szCs w:val="16"/>
         </w:rPr>
-        <w:t xml:space="preserve">  90 分钟，换一周轻松</w:t>
+        <w:t xml:space="preserve">  60 分钟，不用揉面</w:t>
       </w:r>
     </w:p>
     <w:p>
@@ -2703,7 +2703,7 @@
           <w:sz w:val="18"/>
           <w:szCs w:val="18"/>
         </w:rPr>
-        <w:t xml:space="preserve">炖一锅红烧牛肉臊子</w:t>
+        <w:t xml:space="preserve">备齐冷冻半成品</w:t>
       </w:r>
       <w:r>
         <w:rPr>
@@ -2712,7 +2712,7 @@
           <w:sz w:val="18"/>
           <w:szCs w:val="18"/>
         </w:rPr>
-        <w:t xml:space="preserve">，分两份冷冻：周六早餐和应急备用。</w:t>
+        <w:t xml:space="preserve">：抄手、手抓饼、包子或花卷，按顿分袋，早上直接下锅或上锅蒸。</w:t>
       </w:r>
     </w:p>
     <w:p>
@@ -2733,37 +2733,7 @@
           <w:sz w:val="18"/>
           <w:szCs w:val="18"/>
         </w:rPr>
-        <w:t xml:space="preserve">包 80–100 个抄手</w:t>
-      </w:r>
-      <w:r>
-        <w:rPr>
-          <w:rFonts w:ascii="Arial" w:eastAsia="Microsoft YaHei" w:hAnsi="Arial"/>
-          <w:color w:val="4A3F35"/>
-          <w:sz w:val="18"/>
-          <w:szCs w:val="18"/>
-        </w:rPr>
-        <w:t xml:space="preserve">，托盘冻硬后装袋，周五早餐直接用。</w:t>
-      </w:r>
-    </w:p>
-    <w:p>
-      <w:pPr>
-        <w:pStyle w:val="ListParagraph"/>
-        <w:numPr>
-          <w:ilvl w:val="0"/>
-          <w:numId w:val="2"/>
-        </w:numPr>
-        <w:spacing w:after="50" w:line="290"/>
-      </w:pPr>
-      <w:r>
-        <w:rPr>
-          <w:rFonts w:ascii="Arial" w:eastAsia="Microsoft YaHei" w:hAnsi="Arial"/>
-          <w:b/>
-          <w:bCs/>
-          <w:color w:val="332A22"/>
-          <w:sz w:val="18"/>
-          <w:szCs w:val="18"/>
-        </w:rPr>
-        <w:t xml:space="preserve">蒸一锅红薯和南瓜</w:t>
+        <w:t xml:space="preserve">蒸一锅红薯和玉米</w:t>
       </w:r>
       <w:r>
         <w:rPr>
@@ -2853,7 +2823,7 @@
           <w:sz w:val="18"/>
           <w:szCs w:val="18"/>
         </w:rPr>
-        <w:t xml:space="preserve">提前泡发木耳、泡软粉丝</w:t>
+        <w:t xml:space="preserve">提前泡发木耳</w:t>
       </w:r>
       <w:r>
         <w:rPr>
@@ -2862,7 +2832,37 @@
           <w:sz w:val="18"/>
           <w:szCs w:val="18"/>
         </w:rPr>
-        <w:t xml:space="preserve">，顺带把香辣酱蘸水调好一小瓶。</w:t>
+        <w:t xml:space="preserve">，把香辣酱蘸水调好一小瓶。</w:t>
+      </w:r>
+    </w:p>
+    <w:p>
+      <w:pPr>
+        <w:pStyle w:val="ListParagraph"/>
+        <w:numPr>
+          <w:ilvl w:val="0"/>
+          <w:numId w:val="2"/>
+        </w:numPr>
+        <w:spacing w:after="50" w:line="290"/>
+      </w:pPr>
+      <w:r>
+        <w:rPr>
+          <w:rFonts w:ascii="Arial" w:eastAsia="Microsoft YaHei" w:hAnsi="Arial"/>
+          <w:b/>
+          <w:bCs/>
+          <w:color w:val="332A22"/>
+          <w:sz w:val="18"/>
+          <w:szCs w:val="18"/>
+        </w:rPr>
+        <w:t xml:space="preserve">周六的卤菜当天现买</w:t>
+      </w:r>
+      <w:r>
+        <w:rPr>
+          <w:rFonts w:ascii="Arial" w:eastAsia="Microsoft YaHei" w:hAnsi="Arial"/>
+          <w:color w:val="4A3F35"/>
+          <w:sz w:val="18"/>
+          <w:szCs w:val="18"/>
+        </w:rPr>
+        <w:t xml:space="preserve">，不用提前做，切好装盘就能上桌。</w:t>
       </w:r>
     </w:p>
     <w:p>
@@ -2956,7 +2956,7 @@
                 <w:sz w:val="17"/>
                 <w:szCs w:val="17"/>
               </w:rPr>
-              <w:t xml:space="preserve">猪里脊 300g｜五花肉 400g｜排骨 800g｜鸡腿肉 1kg｜鲈鱼 1 条（约 600g）｜兔肉 500g（请摊主剁丁）｜猪肉末 500g｜猪肝 150g｜鸡蛋 30 个｜火腿片 1 包</w:t>
+              <w:t xml:space="preserve">猪里脊 300g｜五花肉 400g｜排骨 800g｜鸡腿肉 1kg｜兔肉 500g（请摊主剁丁）｜猪肉末 500g｜猪肝 150g｜鸡蛋 30 个｜火腿片 1 包｜周六卤菜现买</w:t>
             </w:r>
           </w:p>
         </w:tc>
@@ -3005,7 +3005,7 @@
                 <w:sz w:val="17"/>
                 <w:szCs w:val="17"/>
               </w:rPr>
-              <w:t xml:space="preserve">番茄 8 个｜青椒 8 个｜二荆条、小米辣、仔姜｜莴笋 2 根｜西兰花 1 颗｜四季豆 400g｜菜心 500g｜大白菜 1 颗｜菠菜 300g｜茄子 2 根｜土豆 2 个｜胡萝卜 2 根｜白萝卜 2 根｜冬瓜半个｜南瓜半个｜板栗 300g｜黄瓜 2 根｜木耳、紫菜、虾皮</w:t>
+              <w:t xml:space="preserve">番茄 6 个｜青椒 8 个｜二荆条、小米辣、仔姜｜莴笋 2 根｜西兰花 1 颗｜四季豆 400g｜菜心 500g｜大白菜 1 颗｜菠菜 300g｜茄子 2 根｜土豆 2 个｜胡萝卜 2 根｜白萝卜 2 根｜冬瓜半个｜南瓜半个｜板栗 300g｜黄瓜 2 根｜莲藕 1 节｜玉米 3 根｜木耳、紫菜</w:t>
             </w:r>
           </w:p>
         </w:tc>
@@ -3059,7 +3059,7 @@
                 <w:sz w:val="17"/>
                 <w:szCs w:val="17"/>
               </w:rPr>
-              <w:t xml:space="preserve">挂面 2 把｜小汤圆 1 袋｜抄手皮 1 斤｜饺子皮 1 斤｜吐司 1 袋｜牛奶 2L｜大米｜小米｜面粉</w:t>
+              <w:t xml:space="preserve">冷冻抄手 2 袋｜手抓饼 1 袋｜冷冻包子或花卷 1 袋｜小汤圆 1 袋｜吐司 1 袋｜牛奶 2L｜燕麦片｜大米｜小米</w:t>
             </w:r>
           </w:p>
         </w:tc>
@@ -3108,7 +3108,7 @@
                 <w:sz w:val="17"/>
                 <w:szCs w:val="17"/>
               </w:rPr>
-              <w:t xml:space="preserve">富顺香辣酱｜郫县豆瓣｜甜面酱｜蒸肉米粉｜咖喱块｜生抽、老抽、香醋｜淀粉｜花椒｜姜葱蒜</w:t>
+              <w:t xml:space="preserve">富顺香辣酱｜郫县豆瓣｜甜面酱｜蒸肉米粉｜咖喱块｜生抽、老抽、香醋｜淀粉｜花椒｜干辣椒｜姜葱蒜</w:t>
             </w:r>
           </w:p>
         </w:tc>
@@ -3245,7 +3245,7 @@
                 <w:sz w:val="17"/>
                 <w:szCs w:val="17"/>
               </w:rPr>
-              <w:t xml:space="preserve">三碗饭约 2.5 杯米；荤菜 300–400g、素菜 400g、汤 1.5L 刚好一餐，剩下少量可留第二天加热。</w:t>
+              <w:t xml:space="preserve">每餐按 1–2 个肉菜配，单个荤菜 300–400g；素菜 400g、汤 1.5L、米饭 2.5 杯，三口人刚好。</w:t>
             </w:r>
           </w:p>
         </w:tc>
@@ -3299,7 +3299,7 @@
                 <w:sz w:val="17"/>
                 <w:szCs w:val="17"/>
               </w:rPr>
-              <w:t xml:space="preserve">鲈鱼可换鲫鱼或鲳鱼；兔肉可换鸡腿；板栗可换土豆；豆花买不到时用内酯豆腐蒸热代替。</w:t>
+              <w:t xml:space="preserve">兔肉可换鸡腿；板栗可换土豆；卤菜可换卤牛肉或卤鸭；手抓饼买不到换现成葱油饼。</w:t>
             </w:r>
           </w:p>
         </w:tc>
@@ -3348,7 +3348,7 @@
                 <w:sz w:val="17"/>
                 <w:szCs w:val="17"/>
               </w:rPr>
-              <w:t xml:space="preserve">按富顺本地菜价，一周食材约 350–450 元（含肉蛋奶），豆花和兔肉按当天市价。</w:t>
+              <w:t xml:space="preserve">按富顺本地菜价，一周食材约 350–450 元（含肉蛋奶），卤菜和兔肉按当天市价。</w:t>
             </w:r>
           </w:p>
         </w:tc>
@@ -3366,7 +3366,7 @@
           <w:sz w:val="14"/>
           <w:szCs w:val="14"/>
         </w:rPr>
-        <w:t xml:space="preserve">富顺 · 一周食谱 ｜ 早餐 12–20 分钟 · 晚餐 30–40 分钟 ｜ 可按季节替换时蔬</w:t>
+        <w:t xml:space="preserve">富顺 · 一周食谱 ｜ 早餐 12–20 分钟 · 晚餐 35–45 分钟 ｜ 可按季节替换时蔬</w:t>
       </w:r>
     </w:p>
     <w:sectPr>

--- a/富顺一周食谱.docx
+++ b/富顺一周食谱.docx
@@ -93,7 +93,7 @@
           <w:sz w:val="19"/>
           <w:szCs w:val="19"/>
         </w:rPr>
-        <w:t xml:space="preserve">富顺 · 夫妻二人与女儿 ｜ 秋季时令版 ｜ 每天不重样 · 晚餐 1–2 个肉菜</w:t>
+        <w:t xml:space="preserve">富顺 · 夫妻二人与女儿 ｜ 秋季时令版 ｜ 每天不重样 · 每餐 2 个荤菜</w:t>
       </w:r>
     </w:p>
     <w:p>
@@ -232,7 +232,7 @@
                 <w:sz w:val="22"/>
                 <w:szCs w:val="22"/>
               </w:rPr>
-              <w:t xml:space="preserve">35–45 分钟</w:t>
+              <w:t xml:space="preserve">40–45 分钟</w:t>
             </w:r>
             <w:r>
               <w:rPr>
@@ -359,7 +359,7 @@
                 <w:sz w:val="15"/>
                 <w:szCs w:val="15"/>
               </w:rPr>
-              <w:t xml:space="preserve">（1–2 个肉菜）</w:t>
+              <w:t xml:space="preserve">（每餐 2 个荤菜）</w:t>
             </w:r>
           </w:p>
         </w:tc>
@@ -627,7 +627,7 @@
                 <w:sz w:val="15"/>
                 <w:szCs w:val="15"/>
               </w:rPr>
-              <w:t xml:space="preserve">35 分钟</w:t>
+              <w:t xml:space="preserve">40 分钟</w:t>
             </w:r>
           </w:p>
         </w:tc>
@@ -663,7 +663,7 @@
                 <w:sz w:val="21"/>
                 <w:szCs w:val="21"/>
               </w:rPr>
-              <w:t xml:space="preserve">青椒肉丝 · 蒜蓉西兰花 · 紫菜蛋花汤</w:t>
+              <w:t xml:space="preserve">青椒肉丝 · 肉末蒸蛋 · 蒜蓉西兰花 · 紫菜蛋花汤</w:t>
             </w:r>
           </w:p>
           <w:p>
@@ -678,7 +678,7 @@
                 <w:sz w:val="17"/>
                 <w:szCs w:val="17"/>
               </w:rPr>
-              <w:t xml:space="preserve">里脊切丝，用生抽、淀粉抓匀腌 10 分钟；青椒切丝大火快炒 2 分钟再下肉丝；西兰花焯水后蒜末快炒；最后 2 分钟冲一碗紫菜蛋花汤。米饭同步在电饭煲里煮。</w:t>
+              <w:t xml:space="preserve">里脊切丝用生抽、淀粉腌 10 分钟，青椒切丝大火快炒后下肉丝；另蒸一碗肉末蛋羹，肉末加蛋液上锅 12 分钟；西兰花焯水后蒜蓉快炒；最后 2 分钟冲紫菜蛋花汤，米饭同步在电饭煲里煮。</w:t>
             </w:r>
           </w:p>
         </w:tc>
@@ -956,7 +956,7 @@
                 <w:sz w:val="21"/>
                 <w:szCs w:val="21"/>
               </w:rPr>
-              <w:t xml:space="preserve">富顺豆花 · 粉蒸排骨 · 清炒莴笋尖</w:t>
+              <w:t xml:space="preserve">粉蒸排骨 · 蒜泥白肉 · 富顺豆花 · 清炒莴笋尖</w:t>
             </w:r>
           </w:p>
           <w:p>
@@ -971,7 +971,7 @@
                 <w:sz w:val="17"/>
                 <w:szCs w:val="17"/>
               </w:rPr>
-              <w:t xml:space="preserve">豆花买现成的，蘸水用富顺香辣酱＋糍粑辣椒＋蒜末＋葱花。排骨拌蒸肉米粉和少许豆瓣，高压锅上汽后 15 分钟；莴笋尖蒜蓉大火快炒 2 分钟。</w:t>
+              <w:t xml:space="preserve">排骨拌蒸肉米粉和少许豆瓣，高压锅上汽后 15 分钟；周末煮好的五花肉切薄片，淋蒜泥、红油、生抽调的酱；豆花买现成的，蘸水用香辣酱＋糍粑辣椒＋蒜末；莴笋尖蒜蓉快炒。</w:t>
             </w:r>
           </w:p>
         </w:tc>
@@ -1213,7 +1213,7 @@
                 <w:sz w:val="15"/>
                 <w:szCs w:val="15"/>
               </w:rPr>
-              <w:t xml:space="preserve">35 分钟</w:t>
+              <w:t xml:space="preserve">40 分钟</w:t>
             </w:r>
           </w:p>
         </w:tc>
@@ -1249,7 +1249,7 @@
                 <w:sz w:val="21"/>
                 <w:szCs w:val="21"/>
               </w:rPr>
-              <w:t xml:space="preserve">回锅肉 · 干煸四季豆 · 番茄蛋花汤</w:t>
+              <w:t xml:space="preserve">回锅肉 · 麻婆豆腐 · 干煸四季豆 · 番茄蛋花汤</w:t>
             </w:r>
           </w:p>
           <w:p>
@@ -1264,7 +1264,7 @@
                 <w:sz w:val="17"/>
                 <w:szCs w:val="17"/>
               </w:rPr>
-              <w:t xml:space="preserve">五花肉提前煮 15 分钟切薄片（可前一晚煮好冷藏）；豆瓣酱＋少许甜面酱炒香，下肉片和蒜苗。四季豆掰段干煸至虎皮状，加蒜末和一点盐。</w:t>
+              <w:t xml:space="preserve">五花肉切片，豆瓣酱＋少许甜面酱炒香，下肉片和蒜苗；麻婆豆腐用肉末和豆瓣烧 10 分钟，孩子那份先盛出再补辣；四季豆掰段干煸至虎皮；番茄蛋汤最后 2 分钟。</w:t>
             </w:r>
           </w:p>
         </w:tc>
@@ -1506,7 +1506,7 @@
                 <w:sz w:val="15"/>
                 <w:szCs w:val="15"/>
               </w:rPr>
-              <w:t xml:space="preserve">40 分钟</w:t>
+              <w:t xml:space="preserve">45 分钟</w:t>
             </w:r>
           </w:p>
         </w:tc>
@@ -1542,7 +1542,7 @@
                 <w:sz w:val="21"/>
                 <w:szCs w:val="21"/>
               </w:rPr>
-              <w:t xml:space="preserve">宫保鸡丁 · 麻婆豆腐 · 清炒菜心</w:t>
+              <w:t xml:space="preserve">宫保鸡丁 · 鱼香肉丝 · 清炒菜心 · 冬瓜汤</w:t>
             </w:r>
           </w:p>
           <w:p>
@@ -1557,7 +1557,7 @@
                 <w:sz w:val="17"/>
                 <w:szCs w:val="17"/>
               </w:rPr>
-              <w:t xml:space="preserve">鸡腿肉切丁，配干辣椒、花椒和花生米炒成宫保鸡丁，孩子那份先盛出再补辣。麻婆豆腐用肉末和豆瓣，和鸡丁一起凑成两个肉菜；菜心清炒。</w:t>
+              <w:t xml:space="preserve">鸡腿肉切丁，配干辣椒、花椒、花生米炒成宫保鸡丁；里脊丝配木耳、笋丝炒鱼香肉丝，两样都先给孩子盛出不辣的；菜心清炒，冬瓜汤最后煮 10 分钟。</w:t>
             </w:r>
           </w:p>
         </w:tc>
@@ -1799,7 +1799,7 @@
                 <w:sz w:val="15"/>
                 <w:szCs w:val="15"/>
               </w:rPr>
-              <w:t xml:space="preserve">35 分钟</w:t>
+              <w:t xml:space="preserve">40 分钟</w:t>
             </w:r>
           </w:p>
         </w:tc>
@@ -1835,7 +1835,7 @@
                 <w:sz w:val="21"/>
                 <w:szCs w:val="21"/>
               </w:rPr>
-              <w:t xml:space="preserve">咖喱鸡肉饭 · 凉拌木耳黄瓜 · 冬瓜汤</w:t>
+              <w:t xml:space="preserve">咖喱鸡肉饭 · 蒜苔炒肉丝 · 凉拌木耳黄瓜 · 萝卜丝汤</w:t>
             </w:r>
           </w:p>
           <w:p>
@@ -1850,7 +1850,7 @@
                 <w:sz w:val="17"/>
                 <w:szCs w:val="17"/>
               </w:rPr>
-              <w:t xml:space="preserve">鸡腿肉切块煎香，加土豆、胡萝卜、咖喱块和水煮 15 分钟，浇在米饭上。木耳泡发焯水，与黄瓜同拌醋、蒜、香油。</w:t>
+              <w:t xml:space="preserve">咖喱鸡腿肉加土豆、胡萝卜煮 15 分钟浇饭；肉丝配蒜苔大火快炒 3 分钟；木耳焯水拌黄瓜；萝卜切丝煮 8 分钟清汤。</w:t>
             </w:r>
           </w:p>
         </w:tc>
@@ -2198,7 +2198,7 @@
                 <w:sz w:val="15"/>
                 <w:szCs w:val="15"/>
               </w:rPr>
-              <w:t xml:space="preserve">30 分钟</w:t>
+              <w:t xml:space="preserve">35 分钟</w:t>
             </w:r>
           </w:p>
         </w:tc>
@@ -2234,7 +2234,7 @@
                 <w:sz w:val="21"/>
                 <w:szCs w:val="21"/>
               </w:rPr>
-              <w:t xml:space="preserve">卤菜拼盘 · 清炒藕片</w:t>
+              <w:t xml:space="preserve">卤菜拼盘 · 麻辣香肠炒蒜苗 · 清炒藕片</w:t>
             </w:r>
           </w:p>
           <w:p>
@@ -2249,7 +2249,7 @@
                 <w:sz w:val="17"/>
                 <w:szCs w:val="17"/>
               </w:rPr>
-              <w:t xml:space="preserve">卤菜当天现买（卤鸭、卤牛肉、卤豆干拼一盘），藕切薄片清炒 2 分钟，配米饭。一顿饭基本不用动火，周末晚上轻松收尾。</w:t>
+              <w:t xml:space="preserve">卤菜当天现买（卤鸭、卤牛肉、卤豆干拼一盘）；香肠切片和蒜苗、干辣椒快炒 5 分钟；藕片清炒 2 分钟，配米饭。</w:t>
             </w:r>
           </w:p>
         </w:tc>
@@ -2597,7 +2597,7 @@
                 <w:sz w:val="15"/>
                 <w:szCs w:val="15"/>
               </w:rPr>
-              <w:t xml:space="preserve">40 分钟</w:t>
+              <w:t xml:space="preserve">45 分钟</w:t>
             </w:r>
           </w:p>
         </w:tc>
@@ -2633,7 +2633,7 @@
                 <w:sz w:val="21"/>
                 <w:szCs w:val="21"/>
               </w:rPr>
-              <w:t xml:space="preserve">白菜豆腐丸子煲</w:t>
+              <w:t xml:space="preserve">白菜豆腐丸子煲 · 芹菜炒牛肉</w:t>
             </w:r>
           </w:p>
           <w:p>
@@ -2648,7 +2648,7 @@
                 <w:sz w:val="17"/>
                 <w:szCs w:val="17"/>
               </w:rPr>
-              <w:t xml:space="preserve">肉末加姜末、淀粉搅打上劲，挤成丸子下锅；加豆腐、白菜、粉丝一锅炖，少盐少油，配米饭，给周末一个清淡收尾。</w:t>
+              <w:t xml:space="preserve">肉末加姜末、淀粉搅打上劲挤丸子，和豆腐、白菜、粉丝一锅炖；牛肉切丝用生抽、淀粉腌 10 分钟，配芹菜大火快炒 3 分钟，少盐少油，配米饭。</w:t>
             </w:r>
           </w:p>
         </w:tc>
@@ -2763,7 +2763,7 @@
           <w:sz w:val="18"/>
           <w:szCs w:val="18"/>
         </w:rPr>
-        <w:t xml:space="preserve">煮五花肉 15 分钟</w:t>
+        <w:t xml:space="preserve">周末煮五花肉 25 分钟</w:t>
       </w:r>
       <w:r>
         <w:rPr>
@@ -2772,7 +2772,7 @@
           <w:sz w:val="18"/>
           <w:szCs w:val="18"/>
         </w:rPr>
-        <w:t xml:space="preserve">，冷藏，周三回锅肉省 15 分钟。</w:t>
+        <w:t xml:space="preserve">，冷藏，周二蒜泥白肉、周三回锅肉切片就能用。</w:t>
       </w:r>
     </w:p>
     <w:p>
@@ -2956,7 +2956,7 @@
                 <w:sz w:val="17"/>
                 <w:szCs w:val="17"/>
               </w:rPr>
-              <w:t xml:space="preserve">猪里脊 300g｜五花肉 400g｜排骨 800g｜鸡腿肉 1kg｜兔肉 500g（请摊主剁丁）｜猪肉末 500g｜猪肝 150g｜鸡蛋 30 个｜火腿片 1 包｜周六卤菜现买</w:t>
+              <w:t xml:space="preserve">猪里脊 600g｜五花肉 500g｜排骨 800g｜鸡腿肉 1.2kg｜兔肉 500g（请摊主剁丁）｜牛肉 250g｜猪肉末 400g｜猪肝 150g｜麻辣香肠 1 节｜鸡蛋 30 个｜火腿片 1 包｜周六卤菜现买</w:t>
             </w:r>
           </w:p>
         </w:tc>
@@ -3005,7 +3005,7 @@
                 <w:sz w:val="17"/>
                 <w:szCs w:val="17"/>
               </w:rPr>
-              <w:t xml:space="preserve">番茄 6 个｜青椒 8 个｜二荆条、小米辣、仔姜｜莴笋 2 根｜西兰花 1 颗｜四季豆 400g｜菜心 500g｜大白菜 1 颗｜菠菜 300g｜茄子 2 根｜土豆 2 个｜胡萝卜 2 根｜白萝卜 2 根｜冬瓜半个｜南瓜半个｜板栗 300g｜黄瓜 2 根｜莲藕 1 节｜玉米 3 根｜木耳、紫菜</w:t>
+              <w:t xml:space="preserve">番茄 4 个｜青椒 8 个｜二荆条、小米辣、仔姜｜莴笋 2 根｜西兰花 1 颗｜四季豆 400g｜菜心 500g｜大白菜 1 颗｜菠菜 300g｜茄子 2 根｜土豆 2 个｜胡萝卜 2 根｜白萝卜 2 根｜冬瓜半个｜南瓜半个｜板栗 300g｜黄瓜 2 根｜莲藕 1 节｜玉米 3 根｜芹菜 1 把｜蒜苔 300g｜蒜苗 1 把｜豆腐 2 块｜木耳、紫菜</w:t>
             </w:r>
           </w:p>
         </w:tc>
@@ -3245,7 +3245,7 @@
                 <w:sz w:val="17"/>
                 <w:szCs w:val="17"/>
               </w:rPr>
-              <w:t xml:space="preserve">每餐按 1–2 个肉菜配，单个荤菜 300–400g；素菜 400g、汤 1.5L、米饭 2.5 杯，三口人刚好。</w:t>
+              <w:t xml:space="preserve">每餐 2 个荤菜，每个 250–300g；素菜 400g、汤 1.5L、米饭 2.5 杯，三口人刚好。</w:t>
             </w:r>
           </w:p>
         </w:tc>
@@ -3348,7 +3348,7 @@
                 <w:sz w:val="17"/>
                 <w:szCs w:val="17"/>
               </w:rPr>
-              <w:t xml:space="preserve">按富顺本地菜价，一周食材约 350–450 元（含肉蛋奶），卤菜和兔肉按当天市价。</w:t>
+              <w:t xml:space="preserve">按富顺本地菜价，一周食材约 400–500 元（含肉蛋奶），卤菜和兔肉按当天市价。</w:t>
             </w:r>
           </w:p>
         </w:tc>
@@ -3366,7 +3366,7 @@
           <w:sz w:val="14"/>
           <w:szCs w:val="14"/>
         </w:rPr>
-        <w:t xml:space="preserve">富顺 · 一周食谱 ｜ 早餐 12–20 分钟 · 晚餐 35–45 分钟 ｜ 可按季节替换时蔬</w:t>
+        <w:t xml:space="preserve">富顺 · 一周食谱 ｜ 早餐 12–20 分钟 · 晚餐 40–45 分钟 ｜ 可按季节替换时蔬</w:t>
       </w:r>
     </w:p>
     <w:sectPr>

--- a/富顺一周食谱.docx
+++ b/富顺一周食谱.docx
@@ -920,7 +920,7 @@
                 <w:sz w:val="15"/>
                 <w:szCs w:val="15"/>
               </w:rPr>
-              <w:t xml:space="preserve">40 分钟</w:t>
+              <w:t xml:space="preserve">45 分钟</w:t>
             </w:r>
           </w:p>
         </w:tc>
@@ -956,7 +956,7 @@
                 <w:sz w:val="21"/>
                 <w:szCs w:val="21"/>
               </w:rPr>
-              <w:t xml:space="preserve">粉蒸排骨 · 蒜泥白肉 · 富顺豆花 · 清炒莴笋尖</w:t>
+              <w:t xml:space="preserve">粉蒸排骨 · 仔姜炒牛肉 · 富顺豆花 · 清炒莴笋尖</w:t>
             </w:r>
           </w:p>
           <w:p>
@@ -971,7 +971,7 @@
                 <w:sz w:val="17"/>
                 <w:szCs w:val="17"/>
               </w:rPr>
-              <w:t xml:space="preserve">排骨拌蒸肉米粉和少许豆瓣，高压锅上汽后 15 分钟；周末煮好的五花肉切薄片，淋蒜泥、红油、生抽调的酱；豆花买现成的，蘸水用香辣酱＋糍粑辣椒＋蒜末；莴笋尖蒜蓉快炒。</w:t>
+              <w:t xml:space="preserve">排骨拌蒸肉米粉和少许豆瓣，高压锅上汽后 15 分钟；牛肉切丝用生抽、淀粉腌 10 分钟，配仔姜丝、二荆条大火快炒 3 分钟，孩子那份先盛出；豆花买现成的，蘸水用香辣酱＋糍粑辣椒＋蒜末；莴笋尖蒜蓉快炒。</w:t>
             </w:r>
           </w:p>
         </w:tc>
@@ -2198,7 +2198,7 @@
                 <w:sz w:val="15"/>
                 <w:szCs w:val="15"/>
               </w:rPr>
-              <w:t xml:space="preserve">35 分钟</w:t>
+              <w:t xml:space="preserve">40 分钟</w:t>
             </w:r>
           </w:p>
         </w:tc>
@@ -2234,7 +2234,7 @@
                 <w:sz w:val="21"/>
                 <w:szCs w:val="21"/>
               </w:rPr>
-              <w:t xml:space="preserve">卤菜拼盘 · 麻辣香肠炒蒜苗 · 清炒藕片</w:t>
+              <w:t xml:space="preserve">卤菜拼盘 · 麻辣香肠炒蒜苗 · 清炒藕片 · 酸菜粉丝汤</w:t>
             </w:r>
           </w:p>
           <w:p>
@@ -2249,7 +2249,7 @@
                 <w:sz w:val="17"/>
                 <w:szCs w:val="17"/>
               </w:rPr>
-              <w:t xml:space="preserve">卤菜当天现买（卤鸭、卤牛肉、卤豆干拼一盘）；香肠切片和蒜苗、干辣椒快炒 5 分钟；藕片清炒 2 分钟，配米饭。</w:t>
+              <w:t xml:space="preserve">卤菜当天现买（卤鸭、卤牛肉、卤豆干拼一盘）；香肠切片和蒜苗、干辣椒快炒 5 分钟；藕片清炒 2 分钟；酸菜粉丝汤煮 10 分钟，配米饭。</w:t>
             </w:r>
           </w:p>
         </w:tc>
@@ -2633,7 +2633,7 @@
                 <w:sz w:val="21"/>
                 <w:szCs w:val="21"/>
               </w:rPr>
-              <w:t xml:space="preserve">白菜豆腐丸子煲 · 芹菜炒牛肉</w:t>
+              <w:t xml:space="preserve">白菜豆腐丸子煲 · 芹菜炒牛肉 · 蒜蓉油麦菜 · 醋溜土豆丝</w:t>
             </w:r>
           </w:p>
           <w:p>
@@ -2648,7 +2648,7 @@
                 <w:sz w:val="17"/>
                 <w:szCs w:val="17"/>
               </w:rPr>
-              <w:t xml:space="preserve">肉末加姜末、淀粉搅打上劲挤丸子，和豆腐、白菜、粉丝一锅炖；牛肉切丝用生抽、淀粉腌 10 分钟，配芹菜大火快炒 3 分钟，少盐少油，配米饭。</w:t>
+              <w:t xml:space="preserve">肉末加姜末、淀粉搅打上劲挤丸子，和豆腐、白菜、粉丝一锅炖；牛肉切丝用生抽、淀粉腌 10 分钟，配芹菜大火快炒 3 分钟；油麦菜蒜蓉炒，土豆切丝醋溜，两道素菜同时起锅。</w:t>
             </w:r>
           </w:p>
         </w:tc>
@@ -2763,7 +2763,7 @@
           <w:sz w:val="18"/>
           <w:szCs w:val="18"/>
         </w:rPr>
-        <w:t xml:space="preserve">周末煮五花肉 25 分钟</w:t>
+        <w:t xml:space="preserve">周末煮五花肉 20–25 分钟</w:t>
       </w:r>
       <w:r>
         <w:rPr>
@@ -2772,7 +2772,7 @@
           <w:sz w:val="18"/>
           <w:szCs w:val="18"/>
         </w:rPr>
-        <w:t xml:space="preserve">，冷藏，周二蒜泥白肉、周三回锅肉切片就能用。</w:t>
+        <w:t xml:space="preserve">，冷藏，周三回锅肉切片就能用。</w:t>
       </w:r>
     </w:p>
     <w:p>
@@ -2956,7 +2956,7 @@
                 <w:sz w:val="17"/>
                 <w:szCs w:val="17"/>
               </w:rPr>
-              <w:t xml:space="preserve">猪里脊 600g｜五花肉 500g｜排骨 800g｜鸡腿肉 1.2kg｜兔肉 500g（请摊主剁丁）｜牛肉 250g｜猪肉末 400g｜猪肝 150g｜麻辣香肠 1 节｜鸡蛋 30 个｜火腿片 1 包｜周六卤菜现买</w:t>
+              <w:t xml:space="preserve">猪里脊 600g｜五花肉 500g｜排骨 800g｜鸡腿肉 1.2kg｜兔肉 500g（请摊主剁丁）｜牛肉 550g｜猪肉末 400g｜猪肝 150g｜麻辣香肠 1 节｜鸡蛋 30 个｜火腿片 1 包｜周六卤菜现买</w:t>
             </w:r>
           </w:p>
         </w:tc>
@@ -3005,7 +3005,7 @@
                 <w:sz w:val="17"/>
                 <w:szCs w:val="17"/>
               </w:rPr>
-              <w:t xml:space="preserve">番茄 4 个｜青椒 8 个｜二荆条、小米辣、仔姜｜莴笋 2 根｜西兰花 1 颗｜四季豆 400g｜菜心 500g｜大白菜 1 颗｜菠菜 300g｜茄子 2 根｜土豆 2 个｜胡萝卜 2 根｜白萝卜 2 根｜冬瓜半个｜南瓜半个｜板栗 300g｜黄瓜 2 根｜莲藕 1 节｜玉米 3 根｜芹菜 1 把｜蒜苔 300g｜蒜苗 1 把｜豆腐 2 块｜木耳、紫菜</w:t>
+              <w:t xml:space="preserve">番茄 4 个｜青椒 8 个｜二荆条、小米辣、仔姜｜莴笋 2 根｜西兰花 1 颗｜四季豆 400g｜菜心 500g｜大白菜 1 颗｜菠菜 300g｜茄子 2 根｜土豆 2 个｜胡萝卜 2 根｜白萝卜 2 根｜冬瓜半个｜南瓜半个｜板栗 300g｜黄瓜 2 根｜莲藕 1 节｜玉米 3 根｜芹菜 1 把｜蒜苔 300g｜蒜苗 1 把｜油麦菜 1 把｜豆腐 2 块｜酸菜 1 小袋｜木耳、紫菜</w:t>
             </w:r>
           </w:p>
         </w:tc>
@@ -3245,7 +3245,7 @@
                 <w:sz w:val="17"/>
                 <w:szCs w:val="17"/>
               </w:rPr>
-              <w:t xml:space="preserve">每餐 2 个荤菜，每个 250–300g；素菜 400g、汤 1.5L、米饭 2.5 杯，三口人刚好。</w:t>
+              <w:t xml:space="preserve">晚餐固定 4 个菜：2 荤 + 1 素 + 1 汤或小菜；每个荤菜 250–300g，素菜 400g、米饭 2.5 杯。</w:t>
             </w:r>
           </w:p>
         </w:tc>

--- a/富顺一周食谱.docx
+++ b/富顺一周食谱.docx
@@ -291,7 +291,7 @@
                 <w:sz w:val="22"/>
                 <w:szCs w:val="22"/>
               </w:rPr>
-              <w:t xml:space="preserve">60–75 分钟</w:t>
+              <w:t xml:space="preserve">60–80 分钟</w:t>
             </w:r>
             <w:r>
               <w:rPr>
@@ -2092,7 +2092,7 @@
                 <w:sz w:val="15"/>
                 <w:szCs w:val="15"/>
               </w:rPr>
-              <w:t xml:space="preserve">75 分钟</w:t>
+              <w:t xml:space="preserve">80 分钟</w:t>
             </w:r>
           </w:p>
         </w:tc>
@@ -2128,7 +2128,7 @@
                 <w:sz w:val="21"/>
                 <w:szCs w:val="21"/>
               </w:rPr>
-              <w:t xml:space="preserve">鲜椒兔 · 清炒时蔬 · 萝卜排骨汤</w:t>
+              <w:t xml:space="preserve">鲜椒兔 · 清炒时蔬 · 蒜蓉丝瓜 · 萝卜排骨汤</w:t>
             </w:r>
           </w:p>
           <w:p>
@@ -2143,7 +2143,7 @@
                 <w:sz w:val="17"/>
                 <w:szCs w:val="17"/>
               </w:rPr>
-              <w:t xml:space="preserve">兔肉切小丁，盐、料酒、淀粉码味；大量青椒、仔姜、蒜和豆瓣炒香后下兔丁，大火收干。排骨汤用高压锅压 20 分钟，出锅前放白萝卜。</w:t>
+              <w:t xml:space="preserve">兔肉切小丁，盐、料酒、淀粉码味；大量青椒、仔姜、蒜和豆瓣炒香后下兔丁，大火收干。排骨汤用高压锅压 20 分钟，出锅前放白萝卜；丝瓜切滚刀块，蒜蓉大火炒 3 分钟。</w:t>
             </w:r>
           </w:p>
         </w:tc>
@@ -2234,7 +2234,7 @@
                 <w:sz w:val="21"/>
                 <w:szCs w:val="21"/>
               </w:rPr>
-              <w:t xml:space="preserve">卤菜拼盘 · 麻辣香肠炒蒜苗 · 清炒藕片 · 酸菜粉丝汤</w:t>
+              <w:t xml:space="preserve">小煎鸡 · 麻辣香肠炒蒜苗 · 清炒藕片 · 酸菜粉丝汤</w:t>
             </w:r>
           </w:p>
           <w:p>
@@ -2249,7 +2249,7 @@
                 <w:sz w:val="17"/>
                 <w:szCs w:val="17"/>
               </w:rPr>
-              <w:t xml:space="preserve">卤菜当天现买（卤鸭、卤牛肉、卤豆干拼一盘）；香肠切片和蒜苗、干辣椒快炒 5 分钟；藕片清炒 2 分钟；酸菜粉丝汤煮 10 分钟，配米饭。</w:t>
+              <w:t xml:space="preserve">鸡腿肉剁小块码味，配仔姜、青椒、豆瓣大火干煸至微焦；香肠切片和蒜苗、干辣椒快炒 5 分钟；藕片清炒 2 分钟；酸菜粉丝汤煮 10 分钟，配米饭。</w:t>
             </w:r>
           </w:p>
         </w:tc>
@@ -2491,7 +2491,7 @@
                 <w:sz w:val="15"/>
                 <w:szCs w:val="15"/>
               </w:rPr>
-              <w:t xml:space="preserve">65 分钟</w:t>
+              <w:t xml:space="preserve">70 分钟</w:t>
             </w:r>
           </w:p>
         </w:tc>
@@ -2527,7 +2527,7 @@
                 <w:sz w:val="21"/>
                 <w:szCs w:val="21"/>
               </w:rPr>
-              <w:t xml:space="preserve">板栗烧鸡 · 蒜蓉蒸茄子 · 菠菜猪肝汤</w:t>
+              <w:t xml:space="preserve">板栗烧鸡 · 蒜蓉蒸茄子 · 凉拌三丝 · 菠菜猪肝汤</w:t>
             </w:r>
           </w:p>
           <w:p>
@@ -2542,7 +2542,7 @@
                 <w:sz w:val="17"/>
                 <w:szCs w:val="17"/>
               </w:rPr>
-              <w:t xml:space="preserve">鸡腿块焯水后炒糖色，加板栗、生抽和水焖 25 分钟；茄子蒸 10 分钟淋蒜蓉热油；猪肝切薄片，关火前汆 30 秒，嫩而不老。</w:t>
+              <w:t xml:space="preserve">鸡腿块焯水后炒糖色，加板栗、生抽和水焖 25 分钟；茄子蒸 10 分钟淋蒜蓉热油；粉丝泡软，黄瓜、胡萝卜切丝拌醋、蒜、香油；猪肝切薄片，关火前汆 30 秒。</w:t>
             </w:r>
           </w:p>
         </w:tc>
@@ -2837,36 +2837,6 @@
     </w:p>
     <w:p>
       <w:pPr>
-        <w:pStyle w:val="ListParagraph"/>
-        <w:numPr>
-          <w:ilvl w:val="0"/>
-          <w:numId w:val="2"/>
-        </w:numPr>
-        <w:spacing w:after="50" w:line="290"/>
-      </w:pPr>
-      <w:r>
-        <w:rPr>
-          <w:rFonts w:ascii="Arial" w:eastAsia="Microsoft YaHei" w:hAnsi="Arial"/>
-          <w:b/>
-          <w:bCs/>
-          <w:color w:val="332A22"/>
-          <w:sz w:val="18"/>
-          <w:szCs w:val="18"/>
-        </w:rPr>
-        <w:t xml:space="preserve">周六的卤菜当天现买</w:t>
-      </w:r>
-      <w:r>
-        <w:rPr>
-          <w:rFonts w:ascii="Arial" w:eastAsia="Microsoft YaHei" w:hAnsi="Arial"/>
-          <w:color w:val="4A3F35"/>
-          <w:sz w:val="18"/>
-          <w:szCs w:val="18"/>
-        </w:rPr>
-        <w:t xml:space="preserve">，不用提前做，切好装盘就能上桌。</w:t>
-      </w:r>
-    </w:p>
-    <w:p>
-      <w:pPr>
         <w:pStyle w:val="Heading2"/>
         <w:spacing w:after="100" w:before="200"/>
       </w:pPr>
@@ -2956,7 +2926,7 @@
                 <w:sz w:val="17"/>
                 <w:szCs w:val="17"/>
               </w:rPr>
-              <w:t xml:space="preserve">猪里脊 600g｜五花肉 500g｜排骨 800g｜鸡腿肉 1.2kg｜兔肉 500g（请摊主剁丁）｜牛肉 550g｜猪肉末 400g｜猪肝 150g｜麻辣香肠 1 节｜鸡蛋 30 个｜火腿片 1 包｜周六卤菜现买</w:t>
+              <w:t xml:space="preserve">猪里脊 600g｜五花肉 500g｜排骨 800g｜鸡腿肉 2kg｜兔肉 500g（请摊主剁丁）｜牛肉 550g｜猪肉末 400g｜猪肝 150g｜麻辣香肠 1 节｜鸡蛋 30 个｜火腿片 1 包</w:t>
             </w:r>
           </w:p>
         </w:tc>
@@ -3005,7 +2975,7 @@
                 <w:sz w:val="17"/>
                 <w:szCs w:val="17"/>
               </w:rPr>
-              <w:t xml:space="preserve">番茄 4 个｜青椒 8 个｜二荆条、小米辣、仔姜｜莴笋 2 根｜西兰花 1 颗｜四季豆 400g｜菜心 500g｜大白菜 1 颗｜菠菜 300g｜茄子 2 根｜土豆 2 个｜胡萝卜 2 根｜白萝卜 2 根｜冬瓜半个｜南瓜半个｜板栗 300g｜黄瓜 2 根｜莲藕 1 节｜玉米 3 根｜芹菜 1 把｜蒜苔 300g｜蒜苗 1 把｜油麦菜 1 把｜豆腐 2 块｜酸菜 1 小袋｜木耳、紫菜</w:t>
+              <w:t xml:space="preserve">番茄 4 个｜青椒 8 个｜二荆条、小米辣、仔姜｜莴笋 2 根｜西兰花 1 颗｜四季豆 400g｜菜心 500g｜大白菜 1 颗｜菠菜 300g｜茄子 2 根｜土豆 2 个｜胡萝卜 2 根｜白萝卜 2 根｜冬瓜半个｜南瓜半个｜板栗 300g｜黄瓜 2 根｜莲藕 1 节｜玉米 3 根｜丝瓜 2 根｜芹菜 1 把｜蒜苔 300g｜蒜苗 1 把｜油麦菜 1 把｜豆腐 2 块｜酸菜 1 小袋｜木耳、紫菜</w:t>
             </w:r>
           </w:p>
         </w:tc>
@@ -3245,7 +3215,7 @@
                 <w:sz w:val="17"/>
                 <w:szCs w:val="17"/>
               </w:rPr>
-              <w:t xml:space="preserve">晚餐固定 4 个菜：2 荤 + 1 素 + 1 汤或小菜；每个荤菜 250–300g，素菜 400g、米饭 2.5 杯。</w:t>
+              <w:t xml:space="preserve">晚餐和周末午餐固定 4 个菜：2 荤 + 1 素 + 1 汤或小菜；每个荤菜 250–300g，素菜 400g、米饭 2.5 杯。</w:t>
             </w:r>
           </w:p>
         </w:tc>
@@ -3299,7 +3269,7 @@
                 <w:sz w:val="17"/>
                 <w:szCs w:val="17"/>
               </w:rPr>
-              <w:t xml:space="preserve">兔肉可换鸡腿；板栗可换土豆；卤菜可换卤牛肉或卤鸭；手抓饼买不到换现成葱油饼。</w:t>
+              <w:t xml:space="preserve">兔肉可换鸡腿；板栗可换土豆；小煎鸡可换鸡腿肉；手抓饼买不到换现成葱油饼。</w:t>
             </w:r>
           </w:p>
         </w:tc>
@@ -3348,7 +3318,7 @@
                 <w:sz w:val="17"/>
                 <w:szCs w:val="17"/>
               </w:rPr>
-              <w:t xml:space="preserve">按富顺本地菜价，一周食材约 400–500 元（含肉蛋奶），卤菜和兔肉按当天市价。</w:t>
+              <w:t xml:space="preserve">按富顺本地菜价，一周食材约 400–500 元（含肉蛋奶），兔肉按当天市价。</w:t>
             </w:r>
           </w:p>
         </w:tc>
